--- a/USER-MANUAL.docx
+++ b/USER-MANUAL.docx
@@ -426,7 +426,17 @@
     </w:p>
     <w:p>
       <w:r>
-        <w:t xml:space="preserve">After signing in, you see the main dashboard. The left sidebar has these sections:</w:t>
+        <w:t xml:space="preserve">After signing in, you see the main dashboard. On a desktop or tablet browser, the navigation lives in the left sidebar. On a phone or narrow browser window (under ~768 pixels wide), the sidebar collapses behind a menu button (three horizontal lines, ≡) in the top-left corner — tap it to slide the menu in, tap a section to navigate (the menu closes by itself), or tap the ✕ inside the menu to close it without navigating.</w:t>
+      </w:r>
+    </w:p>
+    <w:p>
+      <w:r>
+        <w:t xml:space="preserve"/>
+      </w:r>
+    </w:p>
+    <w:p>
+      <w:r>
+        <w:t xml:space="preserve">The menu has these sections:</w:t>
       </w:r>
     </w:p>
     <w:p>
@@ -477,6 +487,16 @@
     <w:p>
       <w:r>
         <w:t xml:space="preserve">The top of the screen shows your name, role, and a notification bell for pending items.</w:t>
+      </w:r>
+    </w:p>
+    <w:p>
+      <w:r>
+        <w:t xml:space="preserve"/>
+      </w:r>
+    </w:p>
+    <w:p>
+      <w:r>
+        <w:t xml:space="preserve">Services row (admins). Scroll down the dashboard to find the SERVICES card. It shows one indicator per backing service: Database (PostgreSQL), Ollama (LLM Engine), and Redis (Task Queue). A green check (✓) means the service is reachable and healthy; a red X (✕) means the dashboard couldn't reach it. If you see a red X but the rest of the app seems to work, that service may have just restarted — refresh the page. If the red X persists, see Section D.1 (Troubleshooting).</w:t>
       </w:r>
     </w:p>
     <w:p>
@@ -1048,7 +1068,7 @@
         </w:numPr>
       </w:pPr>
       <w:r>
-        <w:t xml:space="preserve">Tier 2 — Statutory keywords: Phrases matching exemption language in your state's open records law (180 rules covering all 50 states and DC).</w:t>
+        <w:t xml:space="preserve">Tier 2 — Statutory keywords: Phrases matching exemption language in your state's open records law — 175 state-scoped rules across 51 jurisdictions (50 states + DC), auto-seeded on first boot by T5B. The seed source additionally defines 5 universal PII rules (180 total in STATE_RULES_REGISTRY) that are not currently seeded automatically because they lack a two-letter state_code; those are deferred pending a schema relaxation.</w:t>
       </w:r>
     </w:p>
     <w:p>
@@ -1695,7 +1715,97 @@
     </w:p>
     <w:p>
       <w:r>
-        <w:t xml:space="preserve">Windows:</w:t>
+        <w:t xml:space="preserve">There are two supported install paths. Pick the one that matches your platform and how you prefer to install software.</w:t>
+      </w:r>
+    </w:p>
+    <w:p>
+      <w:r>
+        <w:t xml:space="preserve"/>
+      </w:r>
+    </w:p>
+    <w:p>
+      <w:r>
+        <w:t xml:space="preserve">&gt; Install paths currently shipped:</w:t>
+      </w:r>
+    </w:p>
+    <w:p>
+      <w:r>
+        <w:t xml:space="preserve">&gt;</w:t>
+      </w:r>
+    </w:p>
+    <w:p>
+      <w:r>
+        <w:t xml:space="preserve">&gt; 1. Windows double-click installer (T5E, UNSIGNED). A real .exe installer built with Inno Setup 6.x is produced on every v* tag and published to GitHub Releases as CivicRecordsAI-&lt;version&gt;-Setup.exe. It is unsigned by design for this release (Scott-locked B3=α posture) — Windows SmartScreen will show "Windows protected your PC — Unknown publisher." on first run. Click More info → Run anyway to proceed. A SHA-256 checksum is published alongside each release asset for independent verification. The installer bundles the repo snapshot, runs a prerequisite check (Docker Desktop, WSL 2 + Virtual Machine Platform, 32 GB RAM floor, optional host Ollama), then runs install.ps1 through launch-install.ps1. See installer/windows/README.md for the full SmartScreen walkthrough, the split Start/Install shortcut model, and checksum-verify steps.</w:t>
+      </w:r>
+    </w:p>
+    <w:p>
+      <w:r>
+        <w:t xml:space="preserve">&gt; 2. Script-based install (macOS / Linux — and Windows if you prefer CLI). The scripts below configure and launch the Docker Compose stack. They do not install Docker Desktop, Docker Engine, WSL, or any other system prerequisite — those must be present before the scripts run. If Docker is not installed, the scripts fail with a clear error and you must install Docker manually before retrying.</w:t>
+      </w:r>
+    </w:p>
+    <w:p>
+      <w:r>
+        <w:t xml:space="preserve">&gt;</w:t>
+      </w:r>
+    </w:p>
+    <w:p>
+      <w:r>
+        <w:t xml:space="preserve">&gt; Cross-platform parity: No native installer ships for macOS or Linux. That parity is explicit follow-on work and is not scheduled. macOS and Linux operators use the script path below.</w:t>
+      </w:r>
+    </w:p>
+    <w:p>
+      <w:r>
+        <w:t xml:space="preserve"/>
+      </w:r>
+    </w:p>
+    <w:p>
+      <w:r>
+        <w:t xml:space="preserve">Before you begin — prerequisites:</w:t>
+      </w:r>
+    </w:p>
+    <w:p>
+      <w:r>
+        <w:t xml:space="preserve"/>
+      </w:r>
+    </w:p>
+    <w:p>
+      <w:r>
+        <w:t xml:space="preserve">1. Install Docker Desktop (Windows 10/11 or macOS 13+): docker.com/get-started</w:t>
+      </w:r>
+    </w:p>
+    <w:p>
+      <w:r>
+        <w:t xml:space="preserve">   *Linux:* Install Docker Engine 24+ and Docker Compose v2.</w:t>
+      </w:r>
+    </w:p>
+    <w:p>
+      <w:r>
+        <w:t xml:space="preserve">2. Ensure Docker is running (you should see the Docker icon in your taskbar/menu bar, or docker info returns without error).</w:t>
+      </w:r>
+    </w:p>
+    <w:p>
+      <w:r>
+        <w:t xml:space="preserve">3. Confirm system requirements: 8+ CPU cores, 32 GB RAM, 50 GB free disk.</w:t>
+      </w:r>
+    </w:p>
+    <w:p>
+      <w:r>
+        <w:t xml:space="preserve"/>
+      </w:r>
+    </w:p>
+    <w:p>
+      <w:r>
+        <w:t xml:space="preserve">Windows (double-click installer): Download CivicRecordsAI-&lt;version&gt;-Setup.exe from the GitHub Releases page for the tag you want, double-click it, acknowledge the SmartScreen "Unknown publisher" prompt (expected — see above), and follow the installer prompts. On first launch the installer automatically runs the full bootstrap (prereq check → model pull → first-boot seed).</w:t>
+      </w:r>
+    </w:p>
+    <w:p>
+      <w:r>
+        <w:t xml:space="preserve"/>
+      </w:r>
+    </w:p>
+    <w:p>
+      <w:r>
+        <w:t xml:space="preserve">Windows (script path):</w:t>
       </w:r>
     </w:p>
     <w:p>
@@ -1770,7 +1880,7 @@
     </w:p>
     <w:p>
       <w:r>
-        <w:t xml:space="preserve">1. Creates .env from .env.example (prompts for required values)</w:t>
+        <w:t xml:space="preserve">1. Creates .env from .env.example (prompts for required values; generates a strong admin password when run interactively)</w:t>
       </w:r>
     </w:p>
     <w:p>
@@ -1780,7 +1890,7 @@
     </w:p>
     <w:p>
       <w:r>
-        <w:t xml:space="preserve">3. Pulls the Ollama model (nomic-embed-text always; gemma4 or your configured model)</w:t>
+        <w:t xml:space="preserve">3. Pulls nomic-embed-text and the Gemma 4 tag you select in the 4-model picker (default gemma4:e4b)</w:t>
       </w:r>
     </w:p>
     <w:p>
@@ -1796,6 +1906,11 @@
     <w:p>
       <w:r>
         <w:t xml:space="preserve">6. Creates the initial admin account</w:t>
+      </w:r>
+    </w:p>
+    <w:p>
+      <w:r>
+        <w:t xml:space="preserve">7. First-boot seed (T5B): on the very first boot, app/main.lifespan auto-seeds 175 state-scoped exemption rules across 51 jurisdictions, 5 compliance templates, and 12 notification templates. The seed is idempotent — a subsequent boot reports created=0, skipped=175/5/12 and preserves any admin customizations.</w:t>
       </w:r>
     </w:p>
     <w:p>
@@ -1919,6 +2034,789 @@
     </w:p>
     <w:p>
       <w:r>
+        <w:t xml:space="preserve">| PORTAL_MODE | No | private | private (staff-only, default) or public (adds the minimal resident surface described in B.3.1) |</w:t>
+      </w:r>
+    </w:p>
+    <w:p>
+      <w:r>
+        <w:t xml:space="preserve">| ENCRYPTION_KEY | Yes | — | Fernet key used to encrypt data_sources.connection_config at rest. Installer auto-generates on fresh installs; back it up separately from the database (see B.3.2) |</w:t>
+      </w:r>
+    </w:p>
+    <w:p>
+      <w:r>
+        <w:t xml:space="preserve"/>
+      </w:r>
+    </w:p>
+    <w:p>
+      <w:r>
+        <w:t xml:space="preserve"/>
+      </w:r>
+    </w:p>
+    <w:p>
+      <w:r>
+        <w:t xml:space="preserve"/>
+      </w:r>
+    </w:p>
+    <w:p>
+      <w:pPr>
+        <w:pStyle w:val="Heading2"/>
+      </w:pPr>
+      <w:r>
+        <w:rPr>
+          <w:b/>
+          <w:bCs/>
+          <w:sz w:val="36"/>
+          <w:szCs w:val="36"/>
+        </w:rPr>
+        <w:t xml:space="preserve">B.3.1 Portal Mode (Private vs. Public)</w:t>
+      </w:r>
+    </w:p>
+    <w:p>
+      <w:r>
+        <w:t xml:space="preserve"/>
+      </w:r>
+    </w:p>
+    <w:p>
+      <w:r>
+        <w:t xml:space="preserve">CivicRecords AI can run in one of two modes. You pick the mode when you install, and you can change it later by editing .env and restarting the stack. If you do nothing, the system runs in private mode — the same behavior CivicRecords AI has always had.</w:t>
+      </w:r>
+    </w:p>
+    <w:p>
+      <w:r>
+        <w:t xml:space="preserve"/>
+      </w:r>
+    </w:p>
+    <w:p>
+      <w:pPr>
+        <w:pStyle w:val="Heading3"/>
+      </w:pPr>
+      <w:r>
+        <w:rPr>
+          <w:b/>
+          <w:bCs/>
+          <w:sz w:val="28"/>
+          <w:szCs w:val="28"/>
+        </w:rPr>
+        <w:t xml:space="preserve">What each mode does</w:t>
+      </w:r>
+    </w:p>
+    <w:p>
+      <w:r>
+        <w:t xml:space="preserve"/>
+      </w:r>
+    </w:p>
+    <w:p>
+      <w:r>
+        <w:t xml:space="preserve">Private mode (default). Only city staff can use the system. Someone visiting the site from the open internet sees the staff login screen and nothing else. There is no "register" button. There is no public page. Residents who want to file a request still do so the way they always have — by email, phone, or walking into city hall. Staff receive those requests on their side as they do today.</w:t>
+      </w:r>
+    </w:p>
+    <w:p>
+      <w:r>
+        <w:t xml:space="preserve"/>
+      </w:r>
+    </w:p>
+    <w:p>
+      <w:r>
+        <w:t xml:space="preserve">Choose private mode if:</w:t>
+      </w:r>
+    </w:p>
+    <w:p>
+      <w:pPr>
+        <w:pStyle w:val="ListParagraph"/>
+        <w:numPr>
+          <w:ilvl w:val="0"/>
+          <w:numId w:val="1"/>
+        </w:numPr>
+      </w:pPr>
+      <w:r>
+        <w:t xml:space="preserve">Your city does not yet have policies, staffing, or legal sign-off to accept resident-submitted requests through a website.</w:t>
+      </w:r>
+    </w:p>
+    <w:p>
+      <w:pPr>
+        <w:pStyle w:val="ListParagraph"/>
+        <w:numPr>
+          <w:ilvl w:val="0"/>
+          <w:numId w:val="1"/>
+        </w:numPr>
+      </w:pPr>
+      <w:r>
+        <w:t xml:space="preserve">You want to deploy the staff tool first and add the public surface later.</w:t>
+      </w:r>
+    </w:p>
+    <w:p>
+      <w:pPr>
+        <w:pStyle w:val="ListParagraph"/>
+        <w:numPr>
+          <w:ilvl w:val="0"/>
+          <w:numId w:val="1"/>
+        </w:numPr>
+      </w:pPr>
+      <w:r>
+        <w:t xml:space="preserve">You are deploying into an internal network and public access is not desired.</w:t>
+      </w:r>
+    </w:p>
+    <w:p>
+      <w:r>
+        <w:t xml:space="preserve"/>
+      </w:r>
+    </w:p>
+    <w:p>
+      <w:r>
+        <w:t xml:space="preserve">Public mode. Adds three — and only three — resident-facing pages on top of the staff tool:</w:t>
+      </w:r>
+    </w:p>
+    <w:p>
+      <w:r>
+        <w:t xml:space="preserve">1. A public landing page that explains what residents can do online.</w:t>
+      </w:r>
+    </w:p>
+    <w:p>
+      <w:r>
+        <w:t xml:space="preserve">2. A resident registration page where a member of the public can create an account for themselves.</w:t>
+      </w:r>
+    </w:p>
+    <w:p>
+      <w:r>
+        <w:t xml:space="preserve">3. A request submission form that a registered, signed-in resident can use to file a records request.</w:t>
+      </w:r>
+    </w:p>
+    <w:p>
+      <w:r>
+        <w:t xml:space="preserve"/>
+      </w:r>
+    </w:p>
+    <w:p>
+      <w:r>
+        <w:t xml:space="preserve">A resident must create an account and sign in before they can submit a request. There is no anonymous walk-up submission through the website — the person submitting the request has to be a real, identifiable account holder. This is a deliberate design decision for the first public-mode slice.</w:t>
+      </w:r>
+    </w:p>
+    <w:p>
+      <w:r>
+        <w:t xml:space="preserve"/>
+      </w:r>
+    </w:p>
+    <w:p>
+      <w:r>
+        <w:t xml:space="preserve">What public mode does NOT add. There is no public search of already-released records, no full resident dashboard, no "track my request" screen. Those features are on the roadmap but are not part of this release. If a resident asks, the honest answer is "not yet — for now, your submission confirmation and any follow-up go through email."</w:t>
+      </w:r>
+    </w:p>
+    <w:p>
+      <w:r>
+        <w:t xml:space="preserve"/>
+      </w:r>
+    </w:p>
+    <w:p>
+      <w:pPr>
+        <w:pStyle w:val="Heading3"/>
+      </w:pPr>
+      <w:r>
+        <w:rPr>
+          <w:b/>
+          <w:bCs/>
+          <w:sz w:val="28"/>
+          <w:szCs w:val="28"/>
+        </w:rPr>
+        <w:t xml:space="preserve">Choosing the mode at install time</w:t>
+      </w:r>
+    </w:p>
+    <w:p>
+      <w:r>
+        <w:t xml:space="preserve"/>
+      </w:r>
+    </w:p>
+    <w:p>
+      <w:r>
+        <w:t xml:space="preserve">The installer will ask you which mode to run in.</w:t>
+      </w:r>
+    </w:p>
+    <w:p>
+      <w:r>
+        <w:t xml:space="preserve"/>
+      </w:r>
+    </w:p>
+    <w:p>
+      <w:r>
+        <w:t xml:space="preserve">On Windows (running install.ps1 or the Start-Menu "Install or Repair CivicRecords AI" shortcut):</w:t>
+      </w:r>
+    </w:p>
+    <w:p>
+      <w:r>
+        <w:t xml:space="preserve"/>
+      </w:r>
+    </w:p>
+    <w:p>
+      <w:r>
+        <w:t xml:space="preserve">```</w:t>
+      </w:r>
+    </w:p>
+    <w:p>
+      <w:r>
+        <w:t xml:space="preserve">Portal mode — private (staff-only) or public (adds minimal resident surface)?</w:t>
+      </w:r>
+    </w:p>
+    <w:p>
+      <w:r>
+        <w:t xml:space="preserve">Press Enter for the default [private], or type "public":</w:t>
+      </w:r>
+    </w:p>
+    <w:p>
+      <w:r>
+        <w:t xml:space="preserve">```</w:t>
+      </w:r>
+    </w:p>
+    <w:p>
+      <w:r>
+        <w:t xml:space="preserve"/>
+      </w:r>
+    </w:p>
+    <w:p>
+      <w:r>
+        <w:t xml:space="preserve">On Linux / macOS (running bash install.sh):</w:t>
+      </w:r>
+    </w:p>
+    <w:p>
+      <w:r>
+        <w:t xml:space="preserve"/>
+      </w:r>
+    </w:p>
+    <w:p>
+      <w:r>
+        <w:t xml:space="preserve">```</w:t>
+      </w:r>
+    </w:p>
+    <w:p>
+      <w:r>
+        <w:t xml:space="preserve">Portal mode [private]:</w:t>
+      </w:r>
+    </w:p>
+    <w:p>
+      <w:r>
+        <w:t xml:space="preserve">```</w:t>
+      </w:r>
+    </w:p>
+    <w:p>
+      <w:r>
+        <w:t xml:space="preserve"/>
+      </w:r>
+    </w:p>
+    <w:p>
+      <w:r>
+        <w:t xml:space="preserve">Press Enter to accept the default (private), or type public and press Enter.</w:t>
+      </w:r>
+    </w:p>
+    <w:p>
+      <w:r>
+        <w:t xml:space="preserve"/>
+      </w:r>
+    </w:p>
+    <w:p>
+      <w:r>
+        <w:t xml:space="preserve">Non-interactive installs (for example, when you are scripting a deployment): set the environment variable CIVICRECORDS_PORTAL_MODE=public before running the installer. The installer will pick it up and skip the prompt.</w:t>
+      </w:r>
+    </w:p>
+    <w:p>
+      <w:r>
+        <w:t xml:space="preserve"/>
+      </w:r>
+    </w:p>
+    <w:p>
+      <w:pPr>
+        <w:pStyle w:val="Heading3"/>
+      </w:pPr>
+      <w:r>
+        <w:rPr>
+          <w:b/>
+          <w:bCs/>
+          <w:sz w:val="28"/>
+          <w:szCs w:val="28"/>
+        </w:rPr>
+        <w:t xml:space="preserve">Changing the mode after installation</w:t>
+      </w:r>
+    </w:p>
+    <w:p>
+      <w:r>
+        <w:t xml:space="preserve"/>
+      </w:r>
+    </w:p>
+    <w:p>
+      <w:r>
+        <w:t xml:space="preserve">You can switch modes at any time without reinstalling. You will need access to the server where CivicRecords AI is running and permission to restart the Docker stack.</w:t>
+      </w:r>
+    </w:p>
+    <w:p>
+      <w:r>
+        <w:t xml:space="preserve"/>
+      </w:r>
+    </w:p>
+    <w:p>
+      <w:r>
+        <w:t xml:space="preserve">1. Open .env in the CivicRecords AI install folder (the same folder that has docker-compose.yml).</w:t>
+      </w:r>
+    </w:p>
+    <w:p>
+      <w:r>
+        <w:t xml:space="preserve">2. Find the line that reads PORTAL_MODE=private (or add it if it is missing).</w:t>
+      </w:r>
+    </w:p>
+    <w:p>
+      <w:r>
+        <w:t xml:space="preserve">3. Change it to PORTAL_MODE=public — or the reverse, if you are switching back to private.</w:t>
+      </w:r>
+    </w:p>
+    <w:p>
+      <w:r>
+        <w:t xml:space="preserve">4. Save the file.</w:t>
+      </w:r>
+    </w:p>
+    <w:p>
+      <w:r>
+        <w:t xml:space="preserve">5. Restart the stack: docker compose restart api frontend (from that folder).</w:t>
+      </w:r>
+    </w:p>
+    <w:p>
+      <w:r>
+        <w:t xml:space="preserve">6. Open http://localhost:8080/ in a browser and confirm you see the expected screen — the staff login in private mode, or the public landing page in public mode.</w:t>
+      </w:r>
+    </w:p>
+    <w:p>
+      <w:r>
+        <w:t xml:space="preserve"/>
+      </w:r>
+    </w:p>
+    <w:p>
+      <w:r>
+        <w:t xml:space="preserve">If the site does not come up the way you expect, the most common cause is a typo in .env. The system only accepts exactly private or public (case and extra spaces are forgiven — Public and  PUBLIC  both work — but misspellings like publick will stop the system from starting. If the stack refuses to start, open the logs with docker compose logs api and look for a message about PORTAL_MODE; fix the typo and restart.</w:t>
+      </w:r>
+    </w:p>
+    <w:p>
+      <w:r>
+        <w:t xml:space="preserve"/>
+      </w:r>
+    </w:p>
+    <w:p>
+      <w:pPr>
+        <w:pStyle w:val="Heading3"/>
+      </w:pPr>
+      <w:r>
+        <w:rPr>
+          <w:b/>
+          <w:bCs/>
+          <w:sz w:val="28"/>
+          <w:szCs w:val="28"/>
+        </w:rPr>
+        <w:t xml:space="preserve">Who can do what, at a glance</w:t>
+      </w:r>
+    </w:p>
+    <w:p>
+      <w:r>
+        <w:t xml:space="preserve"/>
+      </w:r>
+    </w:p>
+    <w:p>
+      <w:r>
+        <w:t xml:space="preserve">| Who | Private mode | Public mode |</w:t>
+      </w:r>
+    </w:p>
+    <w:p>
+      <w:r>
+        <w:t xml:space="preserve">|---|---|---|</w:t>
+      </w:r>
+    </w:p>
+    <w:p>
+      <w:r>
+        <w:t xml:space="preserve">| Staff (admin, staff, reviewer, read-only, liaison) | Sign in at the staff login → staff workbench | Sign in at the staff login → staff workbench (unchanged) |</w:t>
+      </w:r>
+    </w:p>
+    <w:p>
+      <w:r>
+        <w:t xml:space="preserve">| Someone who is not signed in | Sees staff login only | Sees public landing, can register, can sign in |</w:t>
+      </w:r>
+    </w:p>
+    <w:p>
+      <w:r>
+        <w:t xml:space="preserve">| A registered resident (signed in) | N/A — resident accounts cannot be created | Sees the three public pages: landing, their registration state, and the submission form |</w:t>
+      </w:r>
+    </w:p>
+    <w:p>
+      <w:r>
+        <w:t xml:space="preserve">| Anonymous visitor trying to submit a request | Not possible — no public surface | Not possible — submission requires a signed-in resident account |</w:t>
+      </w:r>
+    </w:p>
+    <w:p>
+      <w:r>
+        <w:t xml:space="preserve"/>
+      </w:r>
+    </w:p>
+    <w:p>
+      <w:pPr>
+        <w:pStyle w:val="Heading3"/>
+      </w:pPr>
+      <w:r>
+        <w:rPr>
+          <w:b/>
+          <w:bCs/>
+          <w:sz w:val="28"/>
+          <w:szCs w:val="28"/>
+        </w:rPr>
+        <w:t xml:space="preserve">Glossary</w:t>
+      </w:r>
+    </w:p>
+    <w:p>
+      <w:r>
+        <w:t xml:space="preserve"/>
+      </w:r>
+    </w:p>
+    <w:p>
+      <w:pPr>
+        <w:pStyle w:val="ListParagraph"/>
+        <w:numPr>
+          <w:ilvl w:val="0"/>
+          <w:numId w:val="1"/>
+        </w:numPr>
+      </w:pPr>
+      <w:r>
+        <w:t xml:space="preserve">.env — A plain-text configuration file in the CivicRecords AI install folder that holds settings like database passwords, mail server settings, and now PORTAL_MODE. Never share this file with anyone outside your IT team.</w:t>
+      </w:r>
+    </w:p>
+    <w:p>
+      <w:pPr>
+        <w:pStyle w:val="ListParagraph"/>
+        <w:numPr>
+          <w:ilvl w:val="0"/>
+          <w:numId w:val="1"/>
+        </w:numPr>
+      </w:pPr>
+      <w:r>
+        <w:t xml:space="preserve">Docker stack — The collection of running services (database, API, frontend, etc.) that make up CivicRecords AI.</w:t>
+      </w:r>
+    </w:p>
+    <w:p>
+      <w:pPr>
+        <w:pStyle w:val="ListParagraph"/>
+        <w:numPr>
+          <w:ilvl w:val="0"/>
+          <w:numId w:val="1"/>
+        </w:numPr>
+      </w:pPr>
+      <w:r>
+        <w:t xml:space="preserve">Resident account — A user account with the "public" role. Can submit requests but cannot view other people's requests or use any staff tools.</w:t>
+      </w:r>
+    </w:p>
+    <w:p>
+      <w:r>
+        <w:t xml:space="preserve"/>
+      </w:r>
+    </w:p>
+    <w:p>
+      <w:r>
+        <w:t xml:space="preserve"/>
+      </w:r>
+    </w:p>
+    <w:p>
+      <w:r>
+        <w:t xml:space="preserve"/>
+      </w:r>
+    </w:p>
+    <w:p>
+      <w:pPr>
+        <w:pStyle w:val="Heading2"/>
+      </w:pPr>
+      <w:r>
+        <w:rPr>
+          <w:b/>
+          <w:bCs/>
+          <w:sz w:val="36"/>
+          <w:szCs w:val="36"/>
+        </w:rPr>
+        <w:t xml:space="preserve">B.3.2 Encryption Key for Connector Credentials (ENG-001 / Tier 6)</w:t>
+      </w:r>
+    </w:p>
+    <w:p>
+      <w:r>
+        <w:t xml:space="preserve"/>
+      </w:r>
+    </w:p>
+    <w:p>
+      <w:r>
+        <w:t xml:space="preserve">CivicRecords AI encrypts the credentials you enter for each connected data source — API keys, bearer tokens, OAuth2 client secrets, Basic-auth passwords, and database connection strings — before writing them to PostgreSQL. The encryption is driven by a single environment variable, ENCRYPTION_KEY.</w:t>
+      </w:r>
+    </w:p>
+    <w:p>
+      <w:r>
+        <w:t xml:space="preserve"/>
+      </w:r>
+    </w:p>
+    <w:p>
+      <w:pPr>
+        <w:pStyle w:val="Heading3"/>
+      </w:pPr>
+      <w:r>
+        <w:rPr>
+          <w:b/>
+          <w:bCs/>
+          <w:sz w:val="28"/>
+          <w:szCs w:val="28"/>
+        </w:rPr>
+        <w:t xml:space="preserve">What the key protects</w:t>
+      </w:r>
+    </w:p>
+    <w:p>
+      <w:r>
+        <w:t xml:space="preserve"/>
+      </w:r>
+    </w:p>
+    <w:p>
+      <w:r>
+        <w:t xml:space="preserve">Without the key, connector credentials would sit in the data_sources.connection_config column as plaintext JSON — visible to any PostgreSQL superuser, to pg_dump output, and to anyone with a restored backup file. With the key, the column stores a Fernet envelope ({"v": 1, "ct": "..."}) that is opaque without the key. A stolen backup by itself is not enough to read the credentials; an attacker would need both the backup and the key.</w:t>
+      </w:r>
+    </w:p>
+    <w:p>
+      <w:r>
+        <w:t xml:space="preserve"/>
+      </w:r>
+    </w:p>
+    <w:p>
+      <w:r>
+        <w:t xml:space="preserve">This protects: API keys, OAuth2 client secrets, Basic-auth passwords, database connection strings, and any other sensitive field an admin typed into the Add Source wizard. It does not protect the raw ingested documents, search indexes, or request content — those are separate surfaces.</w:t>
+      </w:r>
+    </w:p>
+    <w:p>
+      <w:r>
+        <w:t xml:space="preserve"/>
+      </w:r>
+    </w:p>
+    <w:p>
+      <w:pPr>
+        <w:pStyle w:val="Heading3"/>
+      </w:pPr>
+      <w:r>
+        <w:rPr>
+          <w:b/>
+          <w:bCs/>
+          <w:sz w:val="28"/>
+          <w:szCs w:val="28"/>
+        </w:rPr>
+        <w:t xml:space="preserve">Back up the key separately from the database — this is critical</w:t>
+      </w:r>
+    </w:p>
+    <w:p>
+      <w:r>
+        <w:t xml:space="preserve"/>
+      </w:r>
+    </w:p>
+    <w:p>
+      <w:r>
+        <w:t xml:space="preserve">Losing ENCRYPTION_KEY means losing every saved connector configuration. There is no recovery path. If the key is lost, every row in data_sources.connection_config becomes unreadable ciphertext and every connector must be re-entered by hand.</w:t>
+      </w:r>
+    </w:p>
+    <w:p>
+      <w:r>
+        <w:t xml:space="preserve"/>
+      </w:r>
+    </w:p>
+    <w:p>
+      <w:r>
+        <w:t xml:space="preserve">Do not store the key in the same place as the database backup. If your database backup tape or cloud bucket also contains the .env file with the key, the two protections collapse into one and a single breach leaks both. Put the key somewhere physically or organizationally separate — a password manager under IT lock, a sealed envelope in a safe, a separate credential vault — and document who knows where it is.</w:t>
+      </w:r>
+    </w:p>
+    <w:p>
+      <w:r>
+        <w:t xml:space="preserve"/>
+      </w:r>
+    </w:p>
+    <w:p>
+      <w:pPr>
+        <w:pStyle w:val="Heading3"/>
+      </w:pPr>
+      <w:r>
+        <w:rPr>
+          <w:b/>
+          <w:bCs/>
+          <w:sz w:val="28"/>
+          <w:szCs w:val="28"/>
+        </w:rPr>
+        <w:t xml:space="preserve">Generating a key manually</w:t>
+      </w:r>
+    </w:p>
+    <w:p>
+      <w:r>
+        <w:t xml:space="preserve"/>
+      </w:r>
+    </w:p>
+    <w:p>
+      <w:r>
+        <w:t xml:space="preserve">The installer generates a key automatically on a fresh install and writes it to .env with a loud red "BACK THIS UP SEPARATELY" banner. If you need to generate one by hand — for example, setting up .env in a new environment or filling in an .env.example placeholder — run:</w:t>
+      </w:r>
+    </w:p>
+    <w:p>
+      <w:r>
+        <w:t xml:space="preserve"/>
+      </w:r>
+    </w:p>
+    <w:p>
+      <w:r>
+        <w:t xml:space="preserve">```bash</w:t>
+      </w:r>
+    </w:p>
+    <w:p>
+      <w:r>
+        <w:t xml:space="preserve">python -c "from cryptography.fernet import Fernet; print(Fernet.generate_key().decode())"</w:t>
+      </w:r>
+    </w:p>
+    <w:p>
+      <w:r>
+        <w:t xml:space="preserve">```</w:t>
+      </w:r>
+    </w:p>
+    <w:p>
+      <w:r>
+        <w:t xml:space="preserve"/>
+      </w:r>
+    </w:p>
+    <w:p>
+      <w:r>
+        <w:t xml:space="preserve">Copy the output into .env as ENCRYPTION_KEY=.... The value must be a real URL-safe-base64 Fernet key; the system rejects common insecure defaults and obviously-malformed keys at startup rather than starting in a broken state.</w:t>
+      </w:r>
+    </w:p>
+    <w:p>
+      <w:r>
+        <w:t xml:space="preserve"/>
+      </w:r>
+    </w:p>
+    <w:p>
+      <w:pPr>
+        <w:pStyle w:val="Heading3"/>
+      </w:pPr>
+      <w:r>
+        <w:rPr>
+          <w:b/>
+          <w:bCs/>
+          <w:sz w:val="28"/>
+          <w:szCs w:val="28"/>
+        </w:rPr>
+        <w:t xml:space="preserve">Verifying encryption after install or upgrade</w:t>
+      </w:r>
+    </w:p>
+    <w:p>
+      <w:r>
+        <w:t xml:space="preserve"/>
+      </w:r>
+    </w:p>
+    <w:p>
+      <w:r>
+        <w:t xml:space="preserve">Once the stack is running and the Tier 6 migration has applied, confirm every existing row is encrypted:</w:t>
+      </w:r>
+    </w:p>
+    <w:p>
+      <w:r>
+        <w:t xml:space="preserve"/>
+      </w:r>
+    </w:p>
+    <w:p>
+      <w:r>
+        <w:t xml:space="preserve">```bash</w:t>
+      </w:r>
+    </w:p>
+    <w:p>
+      <w:r>
+        <w:t xml:space="preserve">docker compose run --rm --no-deps api python scripts/verify_at_rest.py</w:t>
+      </w:r>
+    </w:p>
+    <w:p>
+      <w:r>
+        <w:t xml:space="preserve">```</w:t>
+      </w:r>
+    </w:p>
+    <w:p>
+      <w:r>
+        <w:t xml:space="preserve"/>
+      </w:r>
+    </w:p>
+    <w:p>
+      <w:r>
+        <w:t xml:space="preserve">Exit code 0 means every data_sources.connection_config row is envelope-shaped (encrypted). Exit code 1 means at least one row is still plaintext — stop and investigate before continuing. The admin UI behavior is unchanged in both cases: connector configs decrypt transparently on read, so a working admin GET does not by itself prove the column is encrypted.</w:t>
+      </w:r>
+    </w:p>
+    <w:p>
+      <w:r>
+        <w:t xml:space="preserve"/>
+      </w:r>
+    </w:p>
+    <w:p>
+      <w:pPr>
+        <w:pStyle w:val="Heading3"/>
+      </w:pPr>
+      <w:r>
+        <w:rPr>
+          <w:b/>
+          <w:bCs/>
+          <w:sz w:val="28"/>
+          <w:szCs w:val="28"/>
+        </w:rPr>
+        <w:t xml:space="preserve">Key rotation is not supported in this release</w:t>
+      </w:r>
+    </w:p>
+    <w:p>
+      <w:r>
+        <w:t xml:space="preserve"/>
+      </w:r>
+    </w:p>
+    <w:p>
+      <w:r>
+        <w:t xml:space="preserve">This release supports a single active key. There is no procedure for rotating ENCRYPTION_KEY without manually re-encrypting every row. The envelope format carries a "v": 1 version tag so a future release can add rotation, but for now: pick a key at install time, back it up, and keep using it. If you believe the key has been compromised, contact the project maintainers — rotation tooling is tracked as a follow-on slice.</w:t>
+      </w:r>
+    </w:p>
+    <w:p>
+      <w:r>
+        <w:t xml:space="preserve"/>
+      </w:r>
+    </w:p>
+    <w:p>
+      <w:pPr>
+        <w:pStyle w:val="Heading3"/>
+      </w:pPr>
+      <w:r>
+        <w:rPr>
+          <w:b/>
+          <w:bCs/>
+          <w:sz w:val="28"/>
+          <w:szCs w:val="28"/>
+        </w:rPr>
+        <w:t xml:space="preserve">What if I change or lose the key?</w:t>
+      </w:r>
+    </w:p>
+    <w:p>
+      <w:r>
+        <w:t xml:space="preserve"/>
+      </w:r>
+    </w:p>
+    <w:p>
+      <w:pPr>
+        <w:pStyle w:val="ListParagraph"/>
+        <w:numPr>
+          <w:ilvl w:val="0"/>
+          <w:numId w:val="1"/>
+        </w:numPr>
+      </w:pPr>
+      <w:r>
+        <w:t xml:space="preserve">Changed to a new key: existing rows become unreadable. The admin UI will return errors when opening a saved source. Restore the original key from backup to recover.</w:t>
+      </w:r>
+    </w:p>
+    <w:p>
+      <w:pPr>
+        <w:pStyle w:val="ListParagraph"/>
+        <w:numPr>
+          <w:ilvl w:val="0"/>
+          <w:numId w:val="1"/>
+        </w:numPr>
+      </w:pPr>
+      <w:r>
+        <w:t xml:space="preserve">Lost entirely (no backup): the saved configurations cannot be recovered. Delete the affected rows and re-enter each connector from the admin UI. This is irreversible — which is why the backup instruction above is emphasized.</w:t>
+      </w:r>
+    </w:p>
+    <w:p>
+      <w:r>
         <w:t xml:space="preserve"/>
       </w:r>
     </w:p>
@@ -2201,6 +3099,141 @@
           <w:sz w:val="28"/>
           <w:szCs w:val="28"/>
         </w:rPr>
+        <w:t xml:space="preserve">B.5.0 Adding a Data Source (Wizard Walkthrough)</w:t>
+      </w:r>
+    </w:p>
+    <w:p>
+      <w:r>
+        <w:t xml:space="preserve"/>
+      </w:r>
+    </w:p>
+    <w:p>
+      <w:r>
+        <w:t xml:space="preserve">Admins add data sources through the Sources → Add Source button. The dialog is a three-step wizard:</w:t>
+      </w:r>
+    </w:p>
+    <w:p>
+      <w:r>
+        <w:t xml:space="preserve"/>
+      </w:r>
+    </w:p>
+    <w:p>
+      <w:r>
+        <w:t xml:space="preserve">Step 1 — Source name and type.</w:t>
+      </w:r>
+    </w:p>
+    <w:p>
+      <w:r>
+        <w:t xml:space="preserve">1. Enter a Source Name (required). This is how the source appears in listings and sync logs. Pick something specific — "City Clerk Email Archive" is better than "Source 1". If you skip this and click Next, the wizard stays on Step 1 and shows a red message under the input: *"Enter a name for this source — this is how you will identify it later."*</w:t>
+      </w:r>
+    </w:p>
+    <w:p>
+      <w:r>
+        <w:t xml:space="preserve">2. Pick a Source Type from the four choices: File System (local or mounted folder), Manual Drop (watched drop folder), REST API (HTTP endpoint), or ODBC / Database (SQL database via ODBC). The selection is keyboard-navigable — Tab into the group, then arrow keys to choose.</w:t>
+      </w:r>
+    </w:p>
+    <w:p>
+      <w:r>
+        <w:t xml:space="preserve"/>
+      </w:r>
+    </w:p>
+    <w:p>
+      <w:r>
+        <w:t xml:space="preserve">Step 2 — Connection details (the fields depend on the type you picked).</w:t>
+      </w:r>
+    </w:p>
+    <w:p>
+      <w:pPr>
+        <w:pStyle w:val="ListParagraph"/>
+        <w:numPr>
+          <w:ilvl w:val="0"/>
+          <w:numId w:val="1"/>
+        </w:numPr>
+      </w:pPr>
+      <w:r>
+        <w:t xml:space="preserve">File System / Manual Drop: enter the Directory Path (required). This must be a path visible to the Docker container (for example /mnt/records on Linux or a mounted Windows share). If you leave it blank, the wizard shows: *"Enter the full directory path where documents live (for example, /mnt/records)."*</w:t>
+      </w:r>
+    </w:p>
+    <w:p>
+      <w:pPr>
+        <w:pStyle w:val="ListParagraph"/>
+        <w:numPr>
+          <w:ilvl w:val="0"/>
+          <w:numId w:val="1"/>
+        </w:numPr>
+      </w:pPr>
+      <w:r>
+        <w:t xml:space="preserve">REST API: enter the Base URL (required, must start with http:// or https://) and optional Endpoint Path, then pick an Authentication method (None / API Key / Bearer Token / OAuth 2.0 / Basic Auth) and fill in the credentials it reveals. Each authentication method has its own required fields — leaving any of them blank produces a specific message naming the field (for example *"Client secret is required for OAuth 2.0."*).</w:t>
+      </w:r>
+    </w:p>
+    <w:p>
+      <w:pPr>
+        <w:pStyle w:val="ListParagraph"/>
+        <w:numPr>
+          <w:ilvl w:val="0"/>
+          <w:numId w:val="1"/>
+        </w:numPr>
+      </w:pPr>
+      <w:r>
+        <w:t xml:space="preserve">ODBC / Database: enter the Connection String (required, stored encrypted), Table Name (required), Primary Key Column (required — used to track which rows have been ingested), and optional Modified Timestamp Column and Batch Size.</w:t>
+      </w:r>
+    </w:p>
+    <w:p>
+      <w:r>
+        <w:t xml:space="preserve"/>
+      </w:r>
+    </w:p>
+    <w:p>
+      <w:r>
+        <w:t xml:space="preserve">Step 3 — Review, schedule, and create.</w:t>
+      </w:r>
+    </w:p>
+    <w:p>
+      <w:r>
+        <w:t xml:space="preserve">1. Check Enable automatic sync to let the source sync on a schedule (on by default). Pick a preset from the dropdown (every 15 minutes, hourly, nightly at 2 AM UTC, weekly, etc.) or choose Custom… to enter a 5-field cron expression directly. Invalid cron expressions produce a message: *"Sync schedule must be a valid 5-field cron expression (for example, 0 2 * * *)."*</w:t>
+      </w:r>
+    </w:p>
+    <w:p>
+      <w:r>
+        <w:t xml:space="preserve">2. Review the summary card — it shows the name, type, and key configuration values (secrets are masked).</w:t>
+      </w:r>
+    </w:p>
+    <w:p>
+      <w:r>
+        <w:t xml:space="preserve">3. Click Test Connection to verify the credentials and destination. A green checkmark means the source is reachable; a red X shows the specific error returned by the connector.</w:t>
+      </w:r>
+    </w:p>
+    <w:p>
+      <w:r>
+        <w:t xml:space="preserve">4. Click Create Source to save. If the backend rejects the create (invalid field, duplicate name, credential verification failure), the error is shown in a red banner at the bottom of the dialog with the exact message and the form is preserved so you can correct and retry.</w:t>
+      </w:r>
+    </w:p>
+    <w:p>
+      <w:r>
+        <w:t xml:space="preserve"/>
+      </w:r>
+    </w:p>
+    <w:p>
+      <w:r>
+        <w:t xml:space="preserve">What to do when a field is rejected. Every validation message names the field and gives you a concrete example. The field with the problem is outlined and will announce as invalid to screen readers. Typing into the field clears that field's error immediately — you don't have to click Next again to clear the red.</w:t>
+      </w:r>
+    </w:p>
+    <w:p>
+      <w:r>
+        <w:t xml:space="preserve"/>
+      </w:r>
+    </w:p>
+    <w:p>
+      <w:pPr>
+        <w:pStyle w:val="Heading3"/>
+      </w:pPr>
+      <w:r>
+        <w:rPr>
+          <w:b/>
+          <w:bCs/>
+          <w:sz w:val="28"/>
+          <w:szCs w:val="28"/>
+        </w:rPr>
         <w:t xml:space="preserve">B.5.1 File System Connector</w:t>
       </w:r>
     </w:p>
@@ -3475,7 +4508,52 @@
     </w:p>
     <w:p>
       <w:r>
-        <w:t xml:space="preserve">| Chat/Vision | gemma4:27b (recommended) | Used for document analysis, AI summaries, and OCR on scanned PDFs |</w:t>
+        <w:t xml:space="preserve">| Chat/Vision | gemma4:e4b (default) | Used for document analysis, AI summaries, and OCR on scanned PDFs |</w:t>
+      </w:r>
+    </w:p>
+    <w:p>
+      <w:r>
+        <w:t xml:space="preserve"/>
+      </w:r>
+    </w:p>
+    <w:p>
+      <w:r>
+        <w:t xml:space="preserve">Supported Gemma 4 models (the installer picker presents all four; only e2b and e4b are supportable at the 32 GB baseline target profile, 26b and 31b require stronger hardware):</w:t>
+      </w:r>
+    </w:p>
+    <w:p>
+      <w:r>
+        <w:t xml:space="preserve"/>
+      </w:r>
+    </w:p>
+    <w:p>
+      <w:r>
+        <w:t xml:space="preserve">| Tag | Class | Disk | RAM (advisory) | Supportable at baseline |</w:t>
+      </w:r>
+    </w:p>
+    <w:p>
+      <w:r>
+        <w:t xml:space="preserve">|---|---|---|---|---|</w:t>
+      </w:r>
+    </w:p>
+    <w:p>
+      <w:r>
+        <w:t xml:space="preserve">| gemma4:e2b | Edge 2.3B effective | 7.2 GB | ~16 GB | yes |</w:t>
+      </w:r>
+    </w:p>
+    <w:p>
+      <w:r>
+        <w:t xml:space="preserve">| gemma4:e4b | Edge 4.5B effective (DEFAULT) | 9.6 GB | ~20 GB | yes |</w:t>
+      </w:r>
+    </w:p>
+    <w:p>
+      <w:r>
+        <w:t xml:space="preserve">| gemma4:26b | Workstation MoE 25.2B/3.8B active | 18 GB | 48+ GB recommended | no |</w:t>
+      </w:r>
+    </w:p>
+    <w:p>
+      <w:r>
+        <w:t xml:space="preserve">| gemma4:31b | Workstation dense 30.7B | 20 GB | 64+ GB, GPU recommended | no |</w:t>
       </w:r>
     </w:p>
     <w:p>
@@ -3500,7 +4578,7 @@
     </w:p>
     <w:p>
       <w:r>
-        <w:t xml:space="preserve">3. Enter the Ollama model identifier (e.g., mistral:7b, llama3:8b)</w:t>
+        <w:t xml:space="preserve">3. Enter the Ollama model identifier (e.g., gemma4:e2b, mistral:7b, llama3:8b)</w:t>
       </w:r>
     </w:p>
     <w:p>
@@ -3525,7 +4603,7 @@
     </w:p>
     <w:p>
       <w:r>
-        <w:t xml:space="preserve">docker compose exec ollama ollama pull gemma4:27b</w:t>
+        <w:t xml:space="preserve">docker compose exec ollama ollama pull gemma4:e4b</w:t>
       </w:r>
     </w:p>
     <w:p>
@@ -3856,7 +4934,7 @@
     </w:p>
     <w:p>
       <w:r>
-        <w:t xml:space="preserve">docker compose exec ollama ollama pull gemma4:27b  # Pull if missing</w:t>
+        <w:t xml:space="preserve">docker compose exec ollama ollama pull gemma4:e4b  # Pull the default if missing</w:t>
       </w:r>
     </w:p>
     <w:p>

--- a/USER-MANUAL.docx
+++ b/USER-MANUAL.docx
@@ -1815,7 +1815,7 @@
     </w:p>
     <w:p>
       <w:r>
-        <w:t xml:space="preserve">git clone https://github.com/scottconverse/civicrecords-ai.git</w:t>
+        <w:t xml:space="preserve">git clone https://github.com/CivicSuite/civicrecords-ai.git</w:t>
       </w:r>
     </w:p>
     <w:p>
@@ -1850,7 +1850,7 @@
     </w:p>
     <w:p>
       <w:r>
-        <w:t xml:space="preserve">git clone https://github.com/scottconverse/civicrecords-ai.git</w:t>
+        <w:t xml:space="preserve">git clone https://github.com/CivicSuite/civicrecords-ai.git</w:t>
       </w:r>
     </w:p>
     <w:p>
@@ -6786,6 +6786,16 @@
     </w:p>
     <w:p>
       <w:r>
+        <w:t xml:space="preserve">!Deployment stack — entire system runs inside Docker Compose on the city's network. No cloud, no outbound by default.</w:t>
+      </w:r>
+    </w:p>
+    <w:p>
+      <w:r>
+        <w:t xml:space="preserve"/>
+      </w:r>
+    </w:p>
+    <w:p>
+      <w:r>
         <w:t xml:space="preserve">```mermaid</w:t>
       </w:r>
     </w:p>
@@ -7010,6 +7020,16 @@
     </w:p>
     <w:p>
       <w:r>
+        <w:t xml:space="preserve">!LLM call flow — records-ai application code routes through civiccore.llm (context assembly, template resolution, model registry, provider factory) to a local Ollama provider, with optional cloud providers behind opt-in extras.</w:t>
+      </w:r>
+    </w:p>
+    <w:p>
+      <w:r>
+        <w:t xml:space="preserve"/>
+      </w:r>
+    </w:p>
+    <w:p>
+      <w:r>
         <w:t xml:space="preserve">Hybrid search combines two retrieval strategies and merges them with reciprocal rank fusion:</w:t>
       </w:r>
     </w:p>
@@ -7185,6 +7205,16 @@
           <w:szCs w:val="36"/>
         </w:rPr>
         <w:t xml:space="preserve">C.8 Security Architecture</w:t>
+      </w:r>
+    </w:p>
+    <w:p>
+      <w:r>
+        <w:t xml:space="preserve"/>
+      </w:r>
+    </w:p>
+    <w:p>
+      <w:r>
+        <w:t xml:space="preserve">!Sovereignty boundary — all runtime components (FastAPI, Celery, Postgres+pgvector, Ollama, local volumes) live inside the city's on-prem network. No outbound by default; cloud is opt-in only. Connector credentials are encrypted at rest with Fernet.</w:t>
       </w:r>
     </w:p>
     <w:p>

--- a/USER-MANUAL.docx
+++ b/USER-MANUAL.docx
@@ -40,7 +40,7 @@
           <w:color w:val="6B7280"/>
           <w:sz w:val="22"/>
         </w:rPr>
-        <w:t>v1.4.1  ·  For Municipal Records Staff  ·  April 2026</w:t>
+        <w:t>v1.4.8  ·  For Municipal Records Staff  ·  May 2026</w:t>
       </w:r>
     </w:p>
     <w:p/>
@@ -17551,7 +17551,7 @@
         <w:color w:val="2563EB"/>
         <w:sz w:val="18"/>
       </w:rPr>
-      <w:t>CivicRecords AI User Manual  |  v1.4.1</w:t>
+      <w:t>CivicRecords AI User Manual  |  v1.4.8</w:t>
     </w:r>
   </w:p>
 </w:hdr>
